--- a/src/content/bios/Crowdy-RE 2014.docx
+++ b/src/content/bios/Crowdy-RE 2014.docx
@@ -1,6 +1,6 @@
 
 <file path=word/document.xml><?xml version="1.0" encoding="utf-8"?>
-<w:document xmlns:wpc="http://schemas.microsoft.com/office/word/2010/wordprocessingCanvas" xmlns:cx="http://schemas.microsoft.com/office/drawing/2014/chartex" xmlns:cx1="http://schemas.microsoft.com/office/drawing/2015/9/8/chartex" xmlns:cx2="http://schemas.microsoft.com/office/drawing/2015/10/21/chartex" xmlns:cx3="http://schemas.microsoft.com/office/drawing/2016/5/9/chartex" xmlns:cx4="http://schemas.microsoft.com/office/drawing/2016/5/10/chartex" xmlns:cx5="http://schemas.microsoft.com/office/drawing/2016/5/11/chartex" xmlns:cx6="http://schemas.microsoft.com/office/drawing/2016/5/12/chartex" xmlns:cx7="http://schemas.microsoft.com/office/drawing/2016/5/13/chartex" xmlns:cx8="http://schemas.microsoft.com/office/drawing/2016/5/14/chartex" xmlns:mc="http://schemas.openxmlformats.org/markup-compatibility/2006" xmlns:aink="http://schemas.microsoft.com/office/drawing/2016/ink" xmlns:am3d="http://schemas.microsoft.com/office/drawing/2017/model3d" xmlns:o="urn:schemas-microsoft-com:office:office" xmlns:oel="http://schemas.microsoft.com/office/2019/extlst" xmlns:r="http://schemas.openxmlformats.org/officeDocument/2006/relationships" xmlns:m="http://schemas.openxmlformats.org/officeDocument/2006/math" xmlns:v="urn:schemas-microsoft-com:vml" xmlns:wp14="http://schemas.microsoft.com/office/word/2010/wordprocessingDrawing" xmlns:wp="http://schemas.openxmlformats.org/drawingml/2006/wordprocessingDrawing" xmlns:w10="urn:schemas-microsoft-com:office:word" xmlns:w="http://schemas.openxmlformats.org/wordprocessingml/2006/main" xmlns:w14="http://schemas.microsoft.com/office/word/2010/wordml" xmlns:w15="http://schemas.microsoft.com/office/word/2012/wordml" xmlns:w16cex="http://schemas.microsoft.com/office/word/2018/wordml/cex" xmlns:w16cid="http://schemas.microsoft.com/office/word/2016/wordml/cid" xmlns:w16="http://schemas.microsoft.com/office/word/2018/wordml" xmlns:w16du="http://schemas.microsoft.com/office/word/2023/wordml/word16du" xmlns:w16sdtdh="http://schemas.microsoft.com/office/word/2020/wordml/sdtdatahash" xmlns:w16sdtfl="http://schemas.microsoft.com/office/word/2024/wordml/sdtformatlock" xmlns:w16se="http://schemas.microsoft.com/office/word/2015/wordml/symex" xmlns:wpg="http://schemas.microsoft.com/office/word/2010/wordprocessingGroup" xmlns:wpi="http://schemas.microsoft.com/office/word/2010/wordprocessingInk" xmlns:wne="http://schemas.microsoft.com/office/word/2006/wordml" xmlns:wps="http://schemas.microsoft.com/office/word/2010/wordprocessingShape" mc:Ignorable="w14 w15 w16se w16cid w16 w16cex w16sdtdh w16sdtfl w16du wp14">
+<w:document xmlns:wpc="http://schemas.microsoft.com/office/word/2010/wordprocessingCanvas" xmlns:cx="http://schemas.microsoft.com/office/drawing/2014/chartex" xmlns:cx1="http://schemas.microsoft.com/office/drawing/2015/9/8/chartex" xmlns:cx2="http://schemas.microsoft.com/office/drawing/2015/10/21/chartex" xmlns:cx3="http://schemas.microsoft.com/office/drawing/2016/5/9/chartex" xmlns:cx4="http://schemas.microsoft.com/office/drawing/2016/5/10/chartex" xmlns:cx5="http://schemas.microsoft.com/office/drawing/2016/5/11/chartex" xmlns:cx6="http://schemas.microsoft.com/office/drawing/2016/5/12/chartex" xmlns:cx7="http://schemas.microsoft.com/office/drawing/2016/5/13/chartex" xmlns:cx8="http://schemas.microsoft.com/office/drawing/2016/5/14/chartex" xmlns:mc="http://schemas.openxmlformats.org/markup-compatibility/2006" xmlns:m="http://schemas.openxmlformats.org/officeDocument/2006/math" xmlns:aink="http://schemas.microsoft.com/office/drawing/2016/ink" xmlns:am3d="http://schemas.microsoft.com/office/drawing/2017/model3d" xmlns:oel="http://schemas.microsoft.com/office/2019/extlst" xmlns:r="http://schemas.openxmlformats.org/officeDocument/2006/relationships" xmlns:wp14="http://schemas.microsoft.com/office/word/2010/wordprocessingDrawing" xmlns:wp="http://schemas.openxmlformats.org/drawingml/2006/wordprocessingDrawing" xmlns:wpg="http://schemas.microsoft.com/office/word/2010/wordprocessingGroup" xmlns:wpi="http://schemas.microsoft.com/office/word/2010/wordprocessingInk" xmlns:wps="http://schemas.microsoft.com/office/word/2010/wordprocessingShape" xmlns:o="urn:schemas-microsoft-com:office:office" xmlns:v="urn:schemas-microsoft-com:vml" xmlns:w10="urn:schemas-microsoft-com:office:word" xmlns:w="http://schemas.openxmlformats.org/wordprocessingml/2006/main" xmlns:w14="http://schemas.microsoft.com/office/word/2010/wordml" xmlns:w15="http://schemas.microsoft.com/office/word/2012/wordml" xmlns:w16cei="http://schemas.microsoft.com/office/word/2026/wordml/cei" xmlns:w16cex="http://schemas.microsoft.com/office/word/2018/wordml/cex" xmlns:w16cid="http://schemas.microsoft.com/office/word/2016/wordml/cid" xmlns:w16="http://schemas.microsoft.com/office/word/2018/wordml" xmlns:w16sdtdh="http://schemas.microsoft.com/office/word/2020/wordml/sdtdatahash" xmlns:w16sdtfl="http://schemas.microsoft.com/office/word/2024/wordml/sdtformatlock" xmlns:w16se="http://schemas.microsoft.com/office/word/2015/wordml/symex" xmlns:w16du="http://schemas.microsoft.com/office/word/2023/wordml/word16du" xmlns:wne="http://schemas.microsoft.com/office/word/2006/wordml" mc:Ignorable="w14 w15 w16se w16cid w16 w16cex w16sdtdh w16sdtfl w16du wp14">
   <w:body>
     <w:p>
       <w:pPr>
@@ -319,16 +319,14 @@
       <w:r>
         <w:rPr>
           <w:rFonts w:ascii="Times New Roman" w:hAnsi="Times New Roman" w:cs="Times New Roman"/>
-          <w:noProof/>
-          <w:sz w:val="24"/>
-          <w:szCs w:val="24"/>
-          <w:lang w:val="en-US" w:eastAsia="nl-NL"/>
+          <w:sz w:val="24"/>
+          <w:szCs w:val="24"/>
         </w:rPr>
         <w:drawing>
-          <wp:inline distT="0" distB="0" distL="0" distR="0" wp14:anchorId="5F1EEE78" wp14:editId="40AF52ED">
-            <wp:extent cx="2146300" cy="2146300"/>
-            <wp:effectExtent l="25400" t="0" r="0" b="0"/>
-            <wp:docPr id="2" name="Picture 1" descr="ArchivesRachelCrowdy"/>
+          <wp:inline distT="0" distB="0" distL="0" distR="0" wp14:anchorId="55BBEBFC" wp14:editId="05DEB6A8">
+            <wp:extent cx="1975638" cy="2989226"/>
+            <wp:effectExtent l="0" t="0" r="5715" b="0"/>
+            <wp:docPr id="1397959165" name="Afbeelding 1"/>
             <wp:cNvGraphicFramePr>
               <a:graphicFrameLocks xmlns:a="http://schemas.openxmlformats.org/drawingml/2006/main" noChangeAspect="1"/>
             </wp:cNvGraphicFramePr>
@@ -336,33 +334,23 @@
               <a:graphicData uri="http://schemas.openxmlformats.org/drawingml/2006/picture">
                 <pic:pic xmlns:pic="http://schemas.openxmlformats.org/drawingml/2006/picture">
                   <pic:nvPicPr>
-                    <pic:cNvPr id="0" name="Picture 1" descr="ArchivesRachelCrowdy"/>
-                    <pic:cNvPicPr>
-                      <a:picLocks noChangeAspect="1" noChangeArrowheads="1"/>
-                    </pic:cNvPicPr>
+                    <pic:cNvPr id="1397959165" name=""/>
+                    <pic:cNvPicPr/>
                   </pic:nvPicPr>
                   <pic:blipFill>
-                    <a:blip r:embed="rId7" cstate="print"/>
-                    <a:srcRect/>
+                    <a:blip r:embed="rId7"/>
                     <a:stretch>
                       <a:fillRect/>
                     </a:stretch>
                   </pic:blipFill>
-                  <pic:spPr bwMode="auto">
+                  <pic:spPr>
                     <a:xfrm>
                       <a:off x="0" y="0"/>
-                      <a:ext cx="2146300" cy="2146300"/>
+                      <a:ext cx="1985454" cy="3004078"/>
                     </a:xfrm>
                     <a:prstGeom prst="rect">
                       <a:avLst/>
                     </a:prstGeom>
-                    <a:noFill/>
-                    <a:ln w="9525">
-                      <a:noFill/>
-                      <a:miter lim="800000"/>
-                      <a:headEnd/>
-                      <a:tailEnd/>
-                    </a:ln>
                   </pic:spPr>
                 </pic:pic>
               </a:graphicData>
@@ -397,18 +385,14 @@
         </w:rPr>
         <w:t xml:space="preserve"> </w:t>
       </w:r>
-      <w:hyperlink r:id="rId8" w:history="1">
-        <w:r>
-          <w:rPr>
-            <w:rStyle w:val="Hyperlink"/>
-            <w:rFonts w:ascii="Times New Roman" w:hAnsi="Times New Roman" w:cs="Times New Roman"/>
-            <w:sz w:val="24"/>
-            <w:szCs w:val="24"/>
-            <w:u w:val="none"/>
-          </w:rPr>
-          <w:t>www.unog.ch/80256EE60057D930/(httpPages)/775F57EE7B39FC0D80256EF8005048A6</w:t>
-        </w:r>
-      </w:hyperlink>
+      <w:r>
+        <w:rPr>
+          <w:rFonts w:ascii="Times New Roman" w:hAnsi="Times New Roman" w:cs="Times New Roman"/>
+          <w:sz w:val="24"/>
+          <w:szCs w:val="24"/>
+        </w:rPr>
+        <w:t>Crowdy, n.d., United Nations Archives at Geneva, P054_01_063</w:t>
+      </w:r>
     </w:p>
     <w:p>
       <w:pPr>
@@ -431,13 +415,23 @@
           <w:szCs w:val="24"/>
         </w:rPr>
       </w:pPr>
-      <w:r>
-        <w:rPr>
-          <w:rFonts w:ascii="Times New Roman" w:hAnsi="Times New Roman" w:cs="Times New Roman"/>
-          <w:sz w:val="24"/>
-          <w:szCs w:val="24"/>
-        </w:rPr>
-        <w:t xml:space="preserve">Crowdy’s </w:t>
+      <w:proofErr w:type="spellStart"/>
+      <w:r>
+        <w:rPr>
+          <w:rFonts w:ascii="Times New Roman" w:hAnsi="Times New Roman" w:cs="Times New Roman"/>
+          <w:sz w:val="24"/>
+          <w:szCs w:val="24"/>
+        </w:rPr>
+        <w:t>Crowdy’s</w:t>
+      </w:r>
+      <w:proofErr w:type="spellEnd"/>
+      <w:r>
+        <w:rPr>
+          <w:rFonts w:ascii="Times New Roman" w:hAnsi="Times New Roman" w:cs="Times New Roman"/>
+          <w:sz w:val="24"/>
+          <w:szCs w:val="24"/>
+        </w:rPr>
+        <w:t xml:space="preserve"> </w:t>
       </w:r>
       <w:r>
         <w:rPr>
@@ -1417,7 +1411,16 @@
           <w:sz w:val="24"/>
           <w:szCs w:val="24"/>
         </w:rPr>
-        <w:t xml:space="preserve"> being mentioned in dispatches and receiving the Mons Star</w:t>
+        <w:t xml:space="preserve"> being mentioned in dispatches </w:t>
+      </w:r>
+      <w:r>
+        <w:rPr>
+          <w:rFonts w:ascii="Times New Roman" w:hAnsi="Times New Roman" w:cs="Times New Roman"/>
+          <w:sz w:val="24"/>
+          <w:szCs w:val="24"/>
+        </w:rPr>
+        <w:lastRenderedPageBreak/>
+        <w:t>and receiving the Mons Star</w:t>
       </w:r>
       <w:r>
         <w:rPr>
@@ -1547,14 +1550,23 @@
         </w:rPr>
         <w:t xml:space="preserve">became the first woman to be knighted by King George V, </w:t>
       </w:r>
-      <w:r>
-        <w:rPr>
-          <w:rFonts w:ascii="Times New Roman" w:hAnsi="Times New Roman" w:cs="Times New Roman"/>
-          <w:sz w:val="24"/>
-          <w:szCs w:val="24"/>
-        </w:rPr>
-        <w:lastRenderedPageBreak/>
-        <w:t xml:space="preserve">so receiving </w:t>
+      <w:proofErr w:type="gramStart"/>
+      <w:r>
+        <w:rPr>
+          <w:rFonts w:ascii="Times New Roman" w:hAnsi="Times New Roman" w:cs="Times New Roman"/>
+          <w:sz w:val="24"/>
+          <w:szCs w:val="24"/>
+        </w:rPr>
+        <w:t>so</w:t>
+      </w:r>
+      <w:proofErr w:type="gramEnd"/>
+      <w:r>
+        <w:rPr>
+          <w:rFonts w:ascii="Times New Roman" w:hAnsi="Times New Roman" w:cs="Times New Roman"/>
+          <w:sz w:val="24"/>
+          <w:szCs w:val="24"/>
+        </w:rPr>
+        <w:t xml:space="preserve"> receiving </w:t>
       </w:r>
       <w:r>
         <w:rPr>
@@ -1622,7 +1634,25 @@
           <w:sz w:val="24"/>
           <w:szCs w:val="24"/>
         </w:rPr>
-        <w:t xml:space="preserve">As Crowdy’s medical role in France was </w:t>
+        <w:t xml:space="preserve">As </w:t>
+      </w:r>
+      <w:proofErr w:type="spellStart"/>
+      <w:r>
+        <w:rPr>
+          <w:rFonts w:ascii="Times New Roman" w:hAnsi="Times New Roman" w:cs="Times New Roman"/>
+          <w:sz w:val="24"/>
+          <w:szCs w:val="24"/>
+        </w:rPr>
+        <w:t>Crowdy’s</w:t>
+      </w:r>
+      <w:proofErr w:type="spellEnd"/>
+      <w:r>
+        <w:rPr>
+          <w:rFonts w:ascii="Times New Roman" w:hAnsi="Times New Roman" w:cs="Times New Roman"/>
+          <w:sz w:val="24"/>
+          <w:szCs w:val="24"/>
+        </w:rPr>
+        <w:t xml:space="preserve"> medical role in France was </w:t>
       </w:r>
       <w:r>
         <w:rPr>
@@ -2478,7 +2508,25 @@
           <w:sz w:val="24"/>
           <w:szCs w:val="24"/>
         </w:rPr>
-        <w:t xml:space="preserve"> Crowdy’s engagement with the typhus epidemic led to the development of an epidemic intelligence system. This began during the </w:t>
+        <w:t xml:space="preserve"> </w:t>
+      </w:r>
+      <w:proofErr w:type="spellStart"/>
+      <w:r>
+        <w:rPr>
+          <w:rFonts w:ascii="Times New Roman" w:hAnsi="Times New Roman" w:cs="Times New Roman"/>
+          <w:sz w:val="24"/>
+          <w:szCs w:val="24"/>
+        </w:rPr>
+        <w:t>Crowdy’s</w:t>
+      </w:r>
+      <w:proofErr w:type="spellEnd"/>
+      <w:r>
+        <w:rPr>
+          <w:rFonts w:ascii="Times New Roman" w:hAnsi="Times New Roman" w:cs="Times New Roman"/>
+          <w:sz w:val="24"/>
+          <w:szCs w:val="24"/>
+        </w:rPr>
+        <w:t xml:space="preserve"> engagement with the typhus epidemic led to the development of an epidemic intelligence system. This began during the </w:t>
       </w:r>
       <w:r>
         <w:rPr>
@@ -2510,7 +2558,25 @@
           <w:sz w:val="24"/>
           <w:szCs w:val="24"/>
         </w:rPr>
-        <w:t xml:space="preserve"> of information about the incidence of disease around Central and Eastern Europe as well as Russia, but later was expanded to the Far East with the opening of an epidemic intelligence office in Singapore to </w:t>
+        <w:t xml:space="preserve"> of information about the incidence of disease around Central and Eastern Europe as well as </w:t>
+      </w:r>
+      <w:proofErr w:type="gramStart"/>
+      <w:r>
+        <w:rPr>
+          <w:rFonts w:ascii="Times New Roman" w:hAnsi="Times New Roman" w:cs="Times New Roman"/>
+          <w:sz w:val="24"/>
+          <w:szCs w:val="24"/>
+        </w:rPr>
+        <w:t>Russia, but</w:t>
+      </w:r>
+      <w:proofErr w:type="gramEnd"/>
+      <w:r>
+        <w:rPr>
+          <w:rFonts w:ascii="Times New Roman" w:hAnsi="Times New Roman" w:cs="Times New Roman"/>
+          <w:sz w:val="24"/>
+          <w:szCs w:val="24"/>
+        </w:rPr>
+        <w:t xml:space="preserve"> later was expanded to the Far East with the opening of an epidemic intelligence office in Singapore to </w:t>
       </w:r>
       <w:r>
         <w:rPr>
@@ -2636,13 +2702,23 @@
         </w:rPr>
         <w:t xml:space="preserve"> (</w:t>
       </w:r>
-      <w:r>
-        <w:rPr>
-          <w:rFonts w:ascii="Times New Roman" w:hAnsi="Times New Roman" w:cs="Times New Roman"/>
-          <w:sz w:val="24"/>
-          <w:szCs w:val="24"/>
-        </w:rPr>
-        <w:t>Spaull 1924: 48</w:t>
+      <w:proofErr w:type="spellStart"/>
+      <w:r>
+        <w:rPr>
+          <w:rFonts w:ascii="Times New Roman" w:hAnsi="Times New Roman" w:cs="Times New Roman"/>
+          <w:sz w:val="24"/>
+          <w:szCs w:val="24"/>
+        </w:rPr>
+        <w:t>Spaull</w:t>
+      </w:r>
+      <w:proofErr w:type="spellEnd"/>
+      <w:r>
+        <w:rPr>
+          <w:rFonts w:ascii="Times New Roman" w:hAnsi="Times New Roman" w:cs="Times New Roman"/>
+          <w:sz w:val="24"/>
+          <w:szCs w:val="24"/>
+        </w:rPr>
+        <w:t xml:space="preserve"> 1924: 48</w:t>
       </w:r>
       <w:r>
         <w:rPr>
@@ -2778,7 +2854,25 @@
           <w:sz w:val="24"/>
           <w:szCs w:val="24"/>
         </w:rPr>
-        <w:t xml:space="preserve"> such trafficking was actually taking place,</w:t>
+        <w:t xml:space="preserve"> such trafficking was </w:t>
+      </w:r>
+      <w:proofErr w:type="gramStart"/>
+      <w:r>
+        <w:rPr>
+          <w:rFonts w:ascii="Times New Roman" w:hAnsi="Times New Roman" w:cs="Times New Roman"/>
+          <w:sz w:val="24"/>
+          <w:szCs w:val="24"/>
+        </w:rPr>
+        <w:t>actually taking</w:t>
+      </w:r>
+      <w:proofErr w:type="gramEnd"/>
+      <w:r>
+        <w:rPr>
+          <w:rFonts w:ascii="Times New Roman" w:hAnsi="Times New Roman" w:cs="Times New Roman"/>
+          <w:sz w:val="24"/>
+          <w:szCs w:val="24"/>
+        </w:rPr>
+        <w:t xml:space="preserve"> place,</w:t>
       </w:r>
       <w:r>
         <w:rPr>
@@ -2828,13 +2922,23 @@
         </w:rPr>
         <w:t xml:space="preserve">of </w:t>
       </w:r>
-      <w:r>
-        <w:rPr>
-          <w:rFonts w:ascii="Times New Roman" w:hAnsi="Times New Roman" w:cs="Times New Roman"/>
-          <w:sz w:val="24"/>
-          <w:szCs w:val="24"/>
-        </w:rPr>
-        <w:t>a number of staff who ‘worked as part of the underworld’ trying to understand the trade</w:t>
+      <w:proofErr w:type="gramStart"/>
+      <w:r>
+        <w:rPr>
+          <w:rFonts w:ascii="Times New Roman" w:hAnsi="Times New Roman" w:cs="Times New Roman"/>
+          <w:sz w:val="24"/>
+          <w:szCs w:val="24"/>
+        </w:rPr>
+        <w:t>a number of</w:t>
+      </w:r>
+      <w:proofErr w:type="gramEnd"/>
+      <w:r>
+        <w:rPr>
+          <w:rFonts w:ascii="Times New Roman" w:hAnsi="Times New Roman" w:cs="Times New Roman"/>
+          <w:sz w:val="24"/>
+          <w:szCs w:val="24"/>
+        </w:rPr>
+        <w:t xml:space="preserve"> staff who ‘worked as part of the underworld’ trying to understand the trade</w:t>
       </w:r>
       <w:r>
         <w:rPr>
@@ -2940,13 +3044,23 @@
         </w:rPr>
         <w:t xml:space="preserve">ld Welfare Centre was created. </w:t>
       </w:r>
-      <w:r>
-        <w:rPr>
-          <w:rFonts w:ascii="Times New Roman" w:hAnsi="Times New Roman" w:cs="Times New Roman"/>
-          <w:sz w:val="24"/>
-          <w:szCs w:val="24"/>
-        </w:rPr>
-        <w:t>Crowdy’s background as a dispensing chemist also gave her an intere</w:t>
+      <w:proofErr w:type="spellStart"/>
+      <w:r>
+        <w:rPr>
+          <w:rFonts w:ascii="Times New Roman" w:hAnsi="Times New Roman" w:cs="Times New Roman"/>
+          <w:sz w:val="24"/>
+          <w:szCs w:val="24"/>
+        </w:rPr>
+        <w:t>Crowdy’s</w:t>
+      </w:r>
+      <w:proofErr w:type="spellEnd"/>
+      <w:r>
+        <w:rPr>
+          <w:rFonts w:ascii="Times New Roman" w:hAnsi="Times New Roman" w:cs="Times New Roman"/>
+          <w:sz w:val="24"/>
+          <w:szCs w:val="24"/>
+        </w:rPr>
+        <w:t xml:space="preserve"> background as a dispensing chemist also gave her an intere</w:t>
       </w:r>
       <w:r>
         <w:rPr>
@@ -2978,7 +3092,16 @@
           <w:sz w:val="24"/>
           <w:szCs w:val="24"/>
         </w:rPr>
-        <w:t xml:space="preserve">a social scourge especially in the Far East, she worked alongside the </w:t>
+        <w:t xml:space="preserve">a social scourge especially in the Far East, </w:t>
+      </w:r>
+      <w:r>
+        <w:rPr>
+          <w:rFonts w:ascii="Times New Roman" w:hAnsi="Times New Roman" w:cs="Times New Roman"/>
+          <w:sz w:val="24"/>
+          <w:szCs w:val="24"/>
+        </w:rPr>
+        <w:lastRenderedPageBreak/>
+        <w:t xml:space="preserve">she worked alongside the </w:t>
       </w:r>
       <w:r>
         <w:rPr>
@@ -3090,7 +3213,6 @@
           <w:sz w:val="24"/>
           <w:szCs w:val="24"/>
         </w:rPr>
-        <w:lastRenderedPageBreak/>
         <w:t>strengthened the 1912 convention of the International Opium Commission</w:t>
       </w:r>
       <w:r>
@@ -3247,7 +3369,25 @@
           <w:sz w:val="24"/>
           <w:szCs w:val="24"/>
         </w:rPr>
-        <w:t>Already in 1920 the international women’s organizations and Crowdy had urged the League to also take into consideration</w:t>
+        <w:t xml:space="preserve">Already in </w:t>
+      </w:r>
+      <w:proofErr w:type="gramStart"/>
+      <w:r>
+        <w:rPr>
+          <w:rFonts w:ascii="Times New Roman" w:hAnsi="Times New Roman" w:cs="Times New Roman"/>
+          <w:sz w:val="24"/>
+          <w:szCs w:val="24"/>
+        </w:rPr>
+        <w:t>1920</w:t>
+      </w:r>
+      <w:proofErr w:type="gramEnd"/>
+      <w:r>
+        <w:rPr>
+          <w:rFonts w:ascii="Times New Roman" w:hAnsi="Times New Roman" w:cs="Times New Roman"/>
+          <w:sz w:val="24"/>
+          <w:szCs w:val="24"/>
+        </w:rPr>
+        <w:t xml:space="preserve"> the international women’s organizations and Crowdy had urged the League to also take into consideration</w:t>
       </w:r>
       <w:r>
         <w:rPr>
@@ -3537,6 +3677,7 @@
         </w:rPr>
         <w:t xml:space="preserve"> </w:t>
       </w:r>
+      <w:proofErr w:type="spellStart"/>
       <w:r>
         <w:rPr>
           <w:rFonts w:ascii="Times New Roman" w:hAnsi="Times New Roman" w:cs="Times New Roman"/>
@@ -3551,7 +3692,16 @@
           <w:sz w:val="24"/>
           <w:szCs w:val="24"/>
         </w:rPr>
-        <w:t>’s comment in</w:t>
+        <w:t>’s</w:t>
+      </w:r>
+      <w:proofErr w:type="spellEnd"/>
+      <w:r>
+        <w:rPr>
+          <w:rFonts w:ascii="Times New Roman" w:hAnsi="Times New Roman" w:cs="Times New Roman"/>
+          <w:sz w:val="24"/>
+          <w:szCs w:val="24"/>
+        </w:rPr>
+        <w:t xml:space="preserve"> comment in</w:t>
       </w:r>
       <w:r>
         <w:rPr>
@@ -4251,7 +4401,25 @@
           <w:sz w:val="24"/>
           <w:szCs w:val="24"/>
         </w:rPr>
-        <w:t>she served in the Ministry of Information as a regions adviser</w:t>
+        <w:t xml:space="preserve">she served in the Ministry of Information as a </w:t>
+      </w:r>
+      <w:proofErr w:type="gramStart"/>
+      <w:r>
+        <w:rPr>
+          <w:rFonts w:ascii="Times New Roman" w:hAnsi="Times New Roman" w:cs="Times New Roman"/>
+          <w:sz w:val="24"/>
+          <w:szCs w:val="24"/>
+        </w:rPr>
+        <w:t>regions</w:t>
+      </w:r>
+      <w:proofErr w:type="gramEnd"/>
+      <w:r>
+        <w:rPr>
+          <w:rFonts w:ascii="Times New Roman" w:hAnsi="Times New Roman" w:cs="Times New Roman"/>
+          <w:sz w:val="24"/>
+          <w:szCs w:val="24"/>
+        </w:rPr>
+        <w:t xml:space="preserve"> adviser</w:t>
       </w:r>
       <w:r>
         <w:rPr>
@@ -4359,7 +4527,16 @@
           <w:sz w:val="24"/>
           <w:szCs w:val="24"/>
         </w:rPr>
-        <w:t xml:space="preserve">by men. She was regarded as a particularly adept committee member. </w:t>
+        <w:t xml:space="preserve">by </w:t>
+      </w:r>
+      <w:r>
+        <w:rPr>
+          <w:rFonts w:ascii="Times New Roman" w:hAnsi="Times New Roman" w:cs="Times New Roman"/>
+          <w:sz w:val="24"/>
+          <w:szCs w:val="24"/>
+        </w:rPr>
+        <w:lastRenderedPageBreak/>
+        <w:t xml:space="preserve">men. She was regarded as a particularly adept committee member. </w:t>
       </w:r>
       <w:r>
         <w:rPr>
@@ -4463,16 +4640,7 @@
           <w:sz w:val="24"/>
           <w:szCs w:val="24"/>
         </w:rPr>
-        <w:t xml:space="preserve"> office provided a new kind of liaison between the </w:t>
-      </w:r>
-      <w:r>
-        <w:rPr>
-          <w:rFonts w:ascii="Times New Roman" w:hAnsi="Times New Roman" w:cs="Times New Roman"/>
-          <w:sz w:val="24"/>
-          <w:szCs w:val="24"/>
-        </w:rPr>
-        <w:lastRenderedPageBreak/>
-        <w:t xml:space="preserve">League, governments and non-governmental pressure groups. In the process she helped build up international professional networks and generated a new </w:t>
+        <w:t xml:space="preserve"> office provided a new kind of liaison between the League, governments and non-governmental pressure groups. In the process she helped build up international professional networks and generated a new </w:t>
       </w:r>
       <w:r>
         <w:rPr>
@@ -4560,15 +4728,33 @@
           <w:sz w:val="24"/>
           <w:szCs w:val="24"/>
         </w:rPr>
-        <w:t xml:space="preserve"> and</w:t>
-      </w:r>
-      <w:r>
-        <w:rPr>
-          <w:rFonts w:ascii="Times New Roman" w:hAnsi="Times New Roman" w:cs="Times New Roman"/>
-          <w:sz w:val="24"/>
-          <w:szCs w:val="24"/>
-        </w:rPr>
-        <w:t xml:space="preserve"> also, later in life, she regretted not doing more to address directly the problem of women’s inequality, not least in respect of pay</w:t>
+        <w:t xml:space="preserve"> </w:t>
+      </w:r>
+      <w:proofErr w:type="gramStart"/>
+      <w:r>
+        <w:rPr>
+          <w:rFonts w:ascii="Times New Roman" w:hAnsi="Times New Roman" w:cs="Times New Roman"/>
+          <w:sz w:val="24"/>
+          <w:szCs w:val="24"/>
+        </w:rPr>
+        <w:t>and</w:t>
+      </w:r>
+      <w:r>
+        <w:rPr>
+          <w:rFonts w:ascii="Times New Roman" w:hAnsi="Times New Roman" w:cs="Times New Roman"/>
+          <w:sz w:val="24"/>
+          <w:szCs w:val="24"/>
+        </w:rPr>
+        <w:t xml:space="preserve"> also</w:t>
+      </w:r>
+      <w:proofErr w:type="gramEnd"/>
+      <w:r>
+        <w:rPr>
+          <w:rFonts w:ascii="Times New Roman" w:hAnsi="Times New Roman" w:cs="Times New Roman"/>
+          <w:sz w:val="24"/>
+          <w:szCs w:val="24"/>
+        </w:rPr>
+        <w:t>, later in life, she regretted not doing more to address directly the problem of women’s inequality, not least in respect of pay</w:t>
       </w:r>
       <w:r>
         <w:rPr>
@@ -4745,7 +4931,43 @@
           <w:sz w:val="24"/>
           <w:szCs w:val="24"/>
         </w:rPr>
-        <w:t xml:space="preserve"> and received a number of awards as a result. These included the Order of Polonia Restituta (1922), for her part in the fight against typhus, and</w:t>
+        <w:t xml:space="preserve"> and received </w:t>
+      </w:r>
+      <w:proofErr w:type="gramStart"/>
+      <w:r>
+        <w:rPr>
+          <w:rFonts w:ascii="Times New Roman" w:hAnsi="Times New Roman" w:cs="Times New Roman"/>
+          <w:sz w:val="24"/>
+          <w:szCs w:val="24"/>
+        </w:rPr>
+        <w:t>a number of</w:t>
+      </w:r>
+      <w:proofErr w:type="gramEnd"/>
+      <w:r>
+        <w:rPr>
+          <w:rFonts w:ascii="Times New Roman" w:hAnsi="Times New Roman" w:cs="Times New Roman"/>
+          <w:sz w:val="24"/>
+          <w:szCs w:val="24"/>
+        </w:rPr>
+        <w:t xml:space="preserve"> awards as a result. These included the Order of Polonia </w:t>
+      </w:r>
+      <w:proofErr w:type="spellStart"/>
+      <w:r>
+        <w:rPr>
+          <w:rFonts w:ascii="Times New Roman" w:hAnsi="Times New Roman" w:cs="Times New Roman"/>
+          <w:sz w:val="24"/>
+          <w:szCs w:val="24"/>
+        </w:rPr>
+        <w:t>Restituta</w:t>
+      </w:r>
+      <w:proofErr w:type="spellEnd"/>
+      <w:r>
+        <w:rPr>
+          <w:rFonts w:ascii="Times New Roman" w:hAnsi="Times New Roman" w:cs="Times New Roman"/>
+          <w:sz w:val="24"/>
+          <w:szCs w:val="24"/>
+        </w:rPr>
+        <w:t xml:space="preserve"> (1922), for her part in the fight against typhus, and</w:t>
       </w:r>
       <w:r>
         <w:rPr>
@@ -4907,7 +5129,16 @@
           <w:sz w:val="24"/>
           <w:szCs w:val="24"/>
         </w:rPr>
-        <w:t>ccount of the League of Nations</w:t>
+        <w:t xml:space="preserve">ccount of the League of </w:t>
+      </w:r>
+      <w:proofErr w:type="gramStart"/>
+      <w:r>
+        <w:rPr>
+          <w:rFonts w:ascii="Times New Roman" w:hAnsi="Times New Roman" w:cs="Times New Roman"/>
+          <w:sz w:val="24"/>
+          <w:szCs w:val="24"/>
+        </w:rPr>
+        <w:t>Nations</w:t>
       </w:r>
       <w:r>
         <w:rPr>
@@ -4923,7 +5154,16 @@
           <w:sz w:val="24"/>
           <w:szCs w:val="24"/>
         </w:rPr>
-        <w:t xml:space="preserve"> but based on archival research.</w:t>
+        <w:t xml:space="preserve"> but</w:t>
+      </w:r>
+      <w:proofErr w:type="gramEnd"/>
+      <w:r>
+        <w:rPr>
+          <w:rFonts w:ascii="Times New Roman" w:hAnsi="Times New Roman" w:cs="Times New Roman"/>
+          <w:sz w:val="24"/>
+          <w:szCs w:val="24"/>
+        </w:rPr>
+        <w:t xml:space="preserve"> based on archival research.</w:t>
       </w:r>
     </w:p>
     <w:p>
@@ -5069,7 +5309,7 @@
         </w:rPr>
         <w:t xml:space="preserve">, see </w:t>
       </w:r>
-      <w:hyperlink r:id="rId9" w:history="1">
+      <w:hyperlink r:id="rId8" w:history="1">
         <w:r>
           <w:rPr>
             <w:rStyle w:val="Hyperlink"/>
@@ -5168,7 +5408,7 @@
         </w:rPr>
         <w:t xml:space="preserve"> </w:t>
       </w:r>
-      <w:hyperlink r:id="rId10" w:history="1">
+      <w:hyperlink r:id="rId9" w:history="1">
         <w:r>
           <w:rPr>
             <w:rStyle w:val="Hyperlink"/>
@@ -5194,7 +5434,25 @@
           <w:sz w:val="24"/>
           <w:szCs w:val="24"/>
         </w:rPr>
-        <w:t>The British Library in London holds an audio recording of Rachel Crowdy, see shelfmark 1CL0046244-1CL0046245COLUMBIA.</w:t>
+        <w:t xml:space="preserve">The British Library in London holds an audio recording of Rachel Crowdy, see </w:t>
+      </w:r>
+      <w:proofErr w:type="spellStart"/>
+      <w:r>
+        <w:rPr>
+          <w:rFonts w:ascii="Times New Roman" w:hAnsi="Times New Roman" w:cs="Times New Roman"/>
+          <w:sz w:val="24"/>
+          <w:szCs w:val="24"/>
+        </w:rPr>
+        <w:t>shelfmark</w:t>
+      </w:r>
+      <w:proofErr w:type="spellEnd"/>
+      <w:r>
+        <w:rPr>
+          <w:rFonts w:ascii="Times New Roman" w:hAnsi="Times New Roman" w:cs="Times New Roman"/>
+          <w:sz w:val="24"/>
+          <w:szCs w:val="24"/>
+        </w:rPr>
+        <w:t xml:space="preserve"> 1CL0046244-1CL0046245COLUMBIA.</w:t>
       </w:r>
     </w:p>
     <w:p>
@@ -5289,7 +5547,7 @@
         </w:rPr>
         <w:t xml:space="preserve"> </w:t>
       </w:r>
-      <w:hyperlink r:id="rId11" w:history="1">
+      <w:hyperlink r:id="rId10" w:history="1">
         <w:r>
           <w:rPr>
             <w:rStyle w:val="Hyperlink"/>
@@ -5356,7 +5614,16 @@
           <w:sz w:val="24"/>
           <w:szCs w:val="24"/>
         </w:rPr>
-        <w:t>by Dame Rachel Crowdy, Chief of the Opium and Social Questions Section of the League of Nations’</w:t>
+        <w:t xml:space="preserve">by Dame Rachel Crowdy, Chief of the Opium and Social Questions Section of the League of </w:t>
+      </w:r>
+      <w:r>
+        <w:rPr>
+          <w:rFonts w:ascii="Times New Roman" w:hAnsi="Times New Roman" w:cs="Times New Roman"/>
+          <w:sz w:val="24"/>
+          <w:szCs w:val="24"/>
+        </w:rPr>
+        <w:lastRenderedPageBreak/>
+        <w:t>Nations’</w:t>
       </w:r>
       <w:r>
         <w:rPr>
@@ -5516,7 +5783,25 @@
           <w:sz w:val="24"/>
           <w:szCs w:val="24"/>
         </w:rPr>
-        <w:t xml:space="preserve">H. Spaull, </w:t>
+        <w:t xml:space="preserve">H. </w:t>
+      </w:r>
+      <w:proofErr w:type="spellStart"/>
+      <w:r>
+        <w:rPr>
+          <w:rFonts w:ascii="Times New Roman" w:hAnsi="Times New Roman" w:cs="Times New Roman"/>
+          <w:sz w:val="24"/>
+          <w:szCs w:val="24"/>
+        </w:rPr>
+        <w:t>Spaull</w:t>
+      </w:r>
+      <w:proofErr w:type="spellEnd"/>
+      <w:r>
+        <w:rPr>
+          <w:rFonts w:ascii="Times New Roman" w:hAnsi="Times New Roman" w:cs="Times New Roman"/>
+          <w:sz w:val="24"/>
+          <w:szCs w:val="24"/>
+        </w:rPr>
+        <w:t xml:space="preserve">, </w:t>
       </w:r>
       <w:r>
         <w:rPr>
@@ -5617,16 +5902,7 @@
           <w:sz w:val="24"/>
           <w:szCs w:val="24"/>
         </w:rPr>
-        <w:t xml:space="preserve">, </w:t>
-      </w:r>
-      <w:r>
-        <w:rPr>
-          <w:rFonts w:ascii="Times New Roman" w:hAnsi="Times New Roman" w:cs="Times New Roman"/>
-          <w:sz w:val="24"/>
-          <w:szCs w:val="24"/>
-        </w:rPr>
-        <w:lastRenderedPageBreak/>
-        <w:t>London 1930;</w:t>
+        <w:t>, London 1930;</w:t>
       </w:r>
       <w:r>
         <w:rPr>
@@ -6130,7 +6406,25 @@
           <w:sz w:val="24"/>
           <w:szCs w:val="24"/>
         </w:rPr>
-        <w:t>A. Prokaska, ‘Crowdy, D</w:t>
+        <w:t xml:space="preserve">A. </w:t>
+      </w:r>
+      <w:proofErr w:type="spellStart"/>
+      <w:r>
+        <w:rPr>
+          <w:rFonts w:ascii="Times New Roman" w:hAnsi="Times New Roman" w:cs="Times New Roman"/>
+          <w:sz w:val="24"/>
+          <w:szCs w:val="24"/>
+        </w:rPr>
+        <w:t>Prokaska</w:t>
+      </w:r>
+      <w:proofErr w:type="spellEnd"/>
+      <w:r>
+        <w:rPr>
+          <w:rFonts w:ascii="Times New Roman" w:hAnsi="Times New Roman" w:cs="Times New Roman"/>
+          <w:sz w:val="24"/>
+          <w:szCs w:val="24"/>
+        </w:rPr>
+        <w:t>, ‘Crowdy, D</w:t>
       </w:r>
       <w:r>
         <w:rPr>
@@ -6165,7 +6459,7 @@
         </w:rPr>
         <w:t xml:space="preserve">, Oxford 2004, 13; online available at </w:t>
       </w:r>
-      <w:hyperlink r:id="rId12" w:history="1">
+      <w:hyperlink r:id="rId11" w:history="1">
         <w:r>
           <w:rPr>
             <w:rStyle w:val="Hyperlink"/>
@@ -6859,7 +7153,7 @@
         </w:rPr>
         <w:t xml:space="preserve">Eisenberg, </w:t>
       </w:r>
-      <w:hyperlink r:id="rId13" w:history="1">
+      <w:hyperlink r:id="rId12" w:history="1">
         <w:r>
           <w:rPr>
             <w:rStyle w:val="Hyperlink"/>
@@ -6903,9 +7197,9 @@
       </w:pPr>
     </w:p>
     <w:sectPr>
-      <w:headerReference w:type="even" r:id="rId14"/>
-      <w:headerReference w:type="default" r:id="rId15"/>
-      <w:footerReference w:type="default" r:id="rId16"/>
+      <w:headerReference w:type="even" r:id="rId13"/>
+      <w:headerReference w:type="default" r:id="rId14"/>
+      <w:footerReference w:type="default" r:id="rId15"/>
       <w:pgSz w:w="11906" w:h="16838"/>
       <w:pgMar w:top="1418" w:right="1418" w:bottom="1418" w:left="1418" w:header="709" w:footer="709" w:gutter="0"/>
       <w:cols w:space="720"/>
@@ -6916,7 +7210,7 @@
 </file>
 
 <file path=word/endnotes.xml><?xml version="1.0" encoding="utf-8"?>
-<w:endnotes xmlns:wpc="http://schemas.microsoft.com/office/word/2010/wordprocessingCanvas" xmlns:cx="http://schemas.microsoft.com/office/drawing/2014/chartex" xmlns:cx1="http://schemas.microsoft.com/office/drawing/2015/9/8/chartex" xmlns:cx2="http://schemas.microsoft.com/office/drawing/2015/10/21/chartex" xmlns:cx3="http://schemas.microsoft.com/office/drawing/2016/5/9/chartex" xmlns:cx4="http://schemas.microsoft.com/office/drawing/2016/5/10/chartex" xmlns:cx5="http://schemas.microsoft.com/office/drawing/2016/5/11/chartex" xmlns:cx6="http://schemas.microsoft.com/office/drawing/2016/5/12/chartex" xmlns:cx7="http://schemas.microsoft.com/office/drawing/2016/5/13/chartex" xmlns:cx8="http://schemas.microsoft.com/office/drawing/2016/5/14/chartex" xmlns:mc="http://schemas.openxmlformats.org/markup-compatibility/2006" xmlns:aink="http://schemas.microsoft.com/office/drawing/2016/ink" xmlns:am3d="http://schemas.microsoft.com/office/drawing/2017/model3d" xmlns:o="urn:schemas-microsoft-com:office:office" xmlns:oel="http://schemas.microsoft.com/office/2019/extlst" xmlns:r="http://schemas.openxmlformats.org/officeDocument/2006/relationships" xmlns:m="http://schemas.openxmlformats.org/officeDocument/2006/math" xmlns:v="urn:schemas-microsoft-com:vml" xmlns:wp14="http://schemas.microsoft.com/office/word/2010/wordprocessingDrawing" xmlns:wp="http://schemas.openxmlformats.org/drawingml/2006/wordprocessingDrawing" xmlns:w10="urn:schemas-microsoft-com:office:word" xmlns:w="http://schemas.openxmlformats.org/wordprocessingml/2006/main" xmlns:w14="http://schemas.microsoft.com/office/word/2010/wordml" xmlns:w15="http://schemas.microsoft.com/office/word/2012/wordml" xmlns:w16cex="http://schemas.microsoft.com/office/word/2018/wordml/cex" xmlns:w16cid="http://schemas.microsoft.com/office/word/2016/wordml/cid" xmlns:w16="http://schemas.microsoft.com/office/word/2018/wordml" xmlns:w16du="http://schemas.microsoft.com/office/word/2023/wordml/word16du" xmlns:w16sdtdh="http://schemas.microsoft.com/office/word/2020/wordml/sdtdatahash" xmlns:w16sdtfl="http://schemas.microsoft.com/office/word/2024/wordml/sdtformatlock" xmlns:w16se="http://schemas.microsoft.com/office/word/2015/wordml/symex" xmlns:wpg="http://schemas.microsoft.com/office/word/2010/wordprocessingGroup" xmlns:wpi="http://schemas.microsoft.com/office/word/2010/wordprocessingInk" xmlns:wne="http://schemas.microsoft.com/office/word/2006/wordml" xmlns:wps="http://schemas.microsoft.com/office/word/2010/wordprocessingShape" mc:Ignorable="w14 w15 w16se w16cid w16 w16cex w16sdtdh w16sdtfl w16du wp14">
+<w:endnotes xmlns:wpc="http://schemas.microsoft.com/office/word/2010/wordprocessingCanvas" xmlns:cx="http://schemas.microsoft.com/office/drawing/2014/chartex" xmlns:cx1="http://schemas.microsoft.com/office/drawing/2015/9/8/chartex" xmlns:cx2="http://schemas.microsoft.com/office/drawing/2015/10/21/chartex" xmlns:cx3="http://schemas.microsoft.com/office/drawing/2016/5/9/chartex" xmlns:cx4="http://schemas.microsoft.com/office/drawing/2016/5/10/chartex" xmlns:cx5="http://schemas.microsoft.com/office/drawing/2016/5/11/chartex" xmlns:cx6="http://schemas.microsoft.com/office/drawing/2016/5/12/chartex" xmlns:cx7="http://schemas.microsoft.com/office/drawing/2016/5/13/chartex" xmlns:cx8="http://schemas.microsoft.com/office/drawing/2016/5/14/chartex" xmlns:mc="http://schemas.openxmlformats.org/markup-compatibility/2006" xmlns:m="http://schemas.openxmlformats.org/officeDocument/2006/math" xmlns:aink="http://schemas.microsoft.com/office/drawing/2016/ink" xmlns:am3d="http://schemas.microsoft.com/office/drawing/2017/model3d" xmlns:oel="http://schemas.microsoft.com/office/2019/extlst" xmlns:r="http://schemas.openxmlformats.org/officeDocument/2006/relationships" xmlns:wp14="http://schemas.microsoft.com/office/word/2010/wordprocessingDrawing" xmlns:wp="http://schemas.openxmlformats.org/drawingml/2006/wordprocessingDrawing" xmlns:wpg="http://schemas.microsoft.com/office/word/2010/wordprocessingGroup" xmlns:wpi="http://schemas.microsoft.com/office/word/2010/wordprocessingInk" xmlns:wps="http://schemas.microsoft.com/office/word/2010/wordprocessingShape" xmlns:o="urn:schemas-microsoft-com:office:office" xmlns:v="urn:schemas-microsoft-com:vml" xmlns:w10="urn:schemas-microsoft-com:office:word" xmlns:w="http://schemas.openxmlformats.org/wordprocessingml/2006/main" xmlns:w14="http://schemas.microsoft.com/office/word/2010/wordml" xmlns:w15="http://schemas.microsoft.com/office/word/2012/wordml" xmlns:w16cei="http://schemas.microsoft.com/office/word/2026/wordml/cei" xmlns:w16cex="http://schemas.microsoft.com/office/word/2018/wordml/cex" xmlns:w16cid="http://schemas.microsoft.com/office/word/2016/wordml/cid" xmlns:w16="http://schemas.microsoft.com/office/word/2018/wordml" xmlns:w16sdtdh="http://schemas.microsoft.com/office/word/2020/wordml/sdtdatahash" xmlns:w16sdtfl="http://schemas.microsoft.com/office/word/2024/wordml/sdtformatlock" xmlns:w16se="http://schemas.microsoft.com/office/word/2015/wordml/symex" xmlns:w16du="http://schemas.microsoft.com/office/word/2023/wordml/word16du" xmlns:wne="http://schemas.microsoft.com/office/word/2006/wordml" mc:Ignorable="w14 w15 w16se w16cid w16 w16cex w16sdtdh w16sdtfl w16du wp14">
   <w:endnote w:type="separator" w:id="-1">
     <w:p>
       <w:pPr>
@@ -6941,7 +7235,7 @@
 </file>
 
 <file path=word/footer1.xml><?xml version="1.0" encoding="utf-8"?>
-<w:ftr xmlns:wpc="http://schemas.microsoft.com/office/word/2010/wordprocessingCanvas" xmlns:cx="http://schemas.microsoft.com/office/drawing/2014/chartex" xmlns:cx1="http://schemas.microsoft.com/office/drawing/2015/9/8/chartex" xmlns:cx2="http://schemas.microsoft.com/office/drawing/2015/10/21/chartex" xmlns:cx3="http://schemas.microsoft.com/office/drawing/2016/5/9/chartex" xmlns:cx4="http://schemas.microsoft.com/office/drawing/2016/5/10/chartex" xmlns:cx5="http://schemas.microsoft.com/office/drawing/2016/5/11/chartex" xmlns:cx6="http://schemas.microsoft.com/office/drawing/2016/5/12/chartex" xmlns:cx7="http://schemas.microsoft.com/office/drawing/2016/5/13/chartex" xmlns:cx8="http://schemas.microsoft.com/office/drawing/2016/5/14/chartex" xmlns:mc="http://schemas.openxmlformats.org/markup-compatibility/2006" xmlns:aink="http://schemas.microsoft.com/office/drawing/2016/ink" xmlns:am3d="http://schemas.microsoft.com/office/drawing/2017/model3d" xmlns:o="urn:schemas-microsoft-com:office:office" xmlns:oel="http://schemas.microsoft.com/office/2019/extlst" xmlns:r="http://schemas.openxmlformats.org/officeDocument/2006/relationships" xmlns:m="http://schemas.openxmlformats.org/officeDocument/2006/math" xmlns:v="urn:schemas-microsoft-com:vml" xmlns:wp14="http://schemas.microsoft.com/office/word/2010/wordprocessingDrawing" xmlns:wp="http://schemas.openxmlformats.org/drawingml/2006/wordprocessingDrawing" xmlns:w10="urn:schemas-microsoft-com:office:word" xmlns:w="http://schemas.openxmlformats.org/wordprocessingml/2006/main" xmlns:w14="http://schemas.microsoft.com/office/word/2010/wordml" xmlns:w15="http://schemas.microsoft.com/office/word/2012/wordml" xmlns:w16cex="http://schemas.microsoft.com/office/word/2018/wordml/cex" xmlns:w16cid="http://schemas.microsoft.com/office/word/2016/wordml/cid" xmlns:w16="http://schemas.microsoft.com/office/word/2018/wordml" xmlns:w16du="http://schemas.microsoft.com/office/word/2023/wordml/word16du" xmlns:w16sdtdh="http://schemas.microsoft.com/office/word/2020/wordml/sdtdatahash" xmlns:w16sdtfl="http://schemas.microsoft.com/office/word/2024/wordml/sdtformatlock" xmlns:w16se="http://schemas.microsoft.com/office/word/2015/wordml/symex" xmlns:wpg="http://schemas.microsoft.com/office/word/2010/wordprocessingGroup" xmlns:wpi="http://schemas.microsoft.com/office/word/2010/wordprocessingInk" xmlns:wne="http://schemas.microsoft.com/office/word/2006/wordml" xmlns:wps="http://schemas.microsoft.com/office/word/2010/wordprocessingShape" mc:Ignorable="w14 w15 w16se w16cid w16 w16cex w16sdtdh w16sdtfl w16du wp14">
+<w:ftr xmlns:wpc="http://schemas.microsoft.com/office/word/2010/wordprocessingCanvas" xmlns:cx="http://schemas.microsoft.com/office/drawing/2014/chartex" xmlns:cx1="http://schemas.microsoft.com/office/drawing/2015/9/8/chartex" xmlns:cx2="http://schemas.microsoft.com/office/drawing/2015/10/21/chartex" xmlns:cx3="http://schemas.microsoft.com/office/drawing/2016/5/9/chartex" xmlns:cx4="http://schemas.microsoft.com/office/drawing/2016/5/10/chartex" xmlns:cx5="http://schemas.microsoft.com/office/drawing/2016/5/11/chartex" xmlns:cx6="http://schemas.microsoft.com/office/drawing/2016/5/12/chartex" xmlns:cx7="http://schemas.microsoft.com/office/drawing/2016/5/13/chartex" xmlns:cx8="http://schemas.microsoft.com/office/drawing/2016/5/14/chartex" xmlns:mc="http://schemas.openxmlformats.org/markup-compatibility/2006" xmlns:m="http://schemas.openxmlformats.org/officeDocument/2006/math" xmlns:aink="http://schemas.microsoft.com/office/drawing/2016/ink" xmlns:am3d="http://schemas.microsoft.com/office/drawing/2017/model3d" xmlns:oel="http://schemas.microsoft.com/office/2019/extlst" xmlns:r="http://schemas.openxmlformats.org/officeDocument/2006/relationships" xmlns:wp14="http://schemas.microsoft.com/office/word/2010/wordprocessingDrawing" xmlns:wp="http://schemas.openxmlformats.org/drawingml/2006/wordprocessingDrawing" xmlns:wpg="http://schemas.microsoft.com/office/word/2010/wordprocessingGroup" xmlns:wpi="http://schemas.microsoft.com/office/word/2010/wordprocessingInk" xmlns:wps="http://schemas.microsoft.com/office/word/2010/wordprocessingShape" xmlns:o="urn:schemas-microsoft-com:office:office" xmlns:v="urn:schemas-microsoft-com:vml" xmlns:w10="urn:schemas-microsoft-com:office:word" xmlns:w="http://schemas.openxmlformats.org/wordprocessingml/2006/main" xmlns:w14="http://schemas.microsoft.com/office/word/2010/wordml" xmlns:w15="http://schemas.microsoft.com/office/word/2012/wordml" xmlns:w16cei="http://schemas.microsoft.com/office/word/2026/wordml/cei" xmlns:w16cex="http://schemas.microsoft.com/office/word/2018/wordml/cex" xmlns:w16cid="http://schemas.microsoft.com/office/word/2016/wordml/cid" xmlns:w16="http://schemas.microsoft.com/office/word/2018/wordml" xmlns:w16sdtdh="http://schemas.microsoft.com/office/word/2020/wordml/sdtdatahash" xmlns:w16sdtfl="http://schemas.microsoft.com/office/word/2024/wordml/sdtformatlock" xmlns:w16se="http://schemas.microsoft.com/office/word/2015/wordml/symex" xmlns:w16du="http://schemas.microsoft.com/office/word/2023/wordml/word16du" xmlns:wne="http://schemas.microsoft.com/office/word/2006/wordml" mc:Ignorable="w14 w15 w16se w16cid w16 w16cex w16sdtdh w16sdtfl w16du wp14">
   <w:p>
     <w:pPr>
       <w:pStyle w:val="Voettekst"/>
@@ -6993,7 +7287,7 @@
 </file>
 
 <file path=word/footnotes.xml><?xml version="1.0" encoding="utf-8"?>
-<w:footnotes xmlns:wpc="http://schemas.microsoft.com/office/word/2010/wordprocessingCanvas" xmlns:cx="http://schemas.microsoft.com/office/drawing/2014/chartex" xmlns:cx1="http://schemas.microsoft.com/office/drawing/2015/9/8/chartex" xmlns:cx2="http://schemas.microsoft.com/office/drawing/2015/10/21/chartex" xmlns:cx3="http://schemas.microsoft.com/office/drawing/2016/5/9/chartex" xmlns:cx4="http://schemas.microsoft.com/office/drawing/2016/5/10/chartex" xmlns:cx5="http://schemas.microsoft.com/office/drawing/2016/5/11/chartex" xmlns:cx6="http://schemas.microsoft.com/office/drawing/2016/5/12/chartex" xmlns:cx7="http://schemas.microsoft.com/office/drawing/2016/5/13/chartex" xmlns:cx8="http://schemas.microsoft.com/office/drawing/2016/5/14/chartex" xmlns:mc="http://schemas.openxmlformats.org/markup-compatibility/2006" xmlns:aink="http://schemas.microsoft.com/office/drawing/2016/ink" xmlns:am3d="http://schemas.microsoft.com/office/drawing/2017/model3d" xmlns:o="urn:schemas-microsoft-com:office:office" xmlns:oel="http://schemas.microsoft.com/office/2019/extlst" xmlns:r="http://schemas.openxmlformats.org/officeDocument/2006/relationships" xmlns:m="http://schemas.openxmlformats.org/officeDocument/2006/math" xmlns:v="urn:schemas-microsoft-com:vml" xmlns:wp14="http://schemas.microsoft.com/office/word/2010/wordprocessingDrawing" xmlns:wp="http://schemas.openxmlformats.org/drawingml/2006/wordprocessingDrawing" xmlns:w10="urn:schemas-microsoft-com:office:word" xmlns:w="http://schemas.openxmlformats.org/wordprocessingml/2006/main" xmlns:w14="http://schemas.microsoft.com/office/word/2010/wordml" xmlns:w15="http://schemas.microsoft.com/office/word/2012/wordml" xmlns:w16cex="http://schemas.microsoft.com/office/word/2018/wordml/cex" xmlns:w16cid="http://schemas.microsoft.com/office/word/2016/wordml/cid" xmlns:w16="http://schemas.microsoft.com/office/word/2018/wordml" xmlns:w16du="http://schemas.microsoft.com/office/word/2023/wordml/word16du" xmlns:w16sdtdh="http://schemas.microsoft.com/office/word/2020/wordml/sdtdatahash" xmlns:w16sdtfl="http://schemas.microsoft.com/office/word/2024/wordml/sdtformatlock" xmlns:w16se="http://schemas.microsoft.com/office/word/2015/wordml/symex" xmlns:wpg="http://schemas.microsoft.com/office/word/2010/wordprocessingGroup" xmlns:wpi="http://schemas.microsoft.com/office/word/2010/wordprocessingInk" xmlns:wne="http://schemas.microsoft.com/office/word/2006/wordml" xmlns:wps="http://schemas.microsoft.com/office/word/2010/wordprocessingShape" mc:Ignorable="w14 w15 w16se w16cid w16 w16cex w16sdtdh w16sdtfl w16du wp14">
+<w:footnotes xmlns:wpc="http://schemas.microsoft.com/office/word/2010/wordprocessingCanvas" xmlns:cx="http://schemas.microsoft.com/office/drawing/2014/chartex" xmlns:cx1="http://schemas.microsoft.com/office/drawing/2015/9/8/chartex" xmlns:cx2="http://schemas.microsoft.com/office/drawing/2015/10/21/chartex" xmlns:cx3="http://schemas.microsoft.com/office/drawing/2016/5/9/chartex" xmlns:cx4="http://schemas.microsoft.com/office/drawing/2016/5/10/chartex" xmlns:cx5="http://schemas.microsoft.com/office/drawing/2016/5/11/chartex" xmlns:cx6="http://schemas.microsoft.com/office/drawing/2016/5/12/chartex" xmlns:cx7="http://schemas.microsoft.com/office/drawing/2016/5/13/chartex" xmlns:cx8="http://schemas.microsoft.com/office/drawing/2016/5/14/chartex" xmlns:mc="http://schemas.openxmlformats.org/markup-compatibility/2006" xmlns:m="http://schemas.openxmlformats.org/officeDocument/2006/math" xmlns:aink="http://schemas.microsoft.com/office/drawing/2016/ink" xmlns:am3d="http://schemas.microsoft.com/office/drawing/2017/model3d" xmlns:oel="http://schemas.microsoft.com/office/2019/extlst" xmlns:r="http://schemas.openxmlformats.org/officeDocument/2006/relationships" xmlns:wp14="http://schemas.microsoft.com/office/word/2010/wordprocessingDrawing" xmlns:wp="http://schemas.openxmlformats.org/drawingml/2006/wordprocessingDrawing" xmlns:wpg="http://schemas.microsoft.com/office/word/2010/wordprocessingGroup" xmlns:wpi="http://schemas.microsoft.com/office/word/2010/wordprocessingInk" xmlns:wps="http://schemas.microsoft.com/office/word/2010/wordprocessingShape" xmlns:o="urn:schemas-microsoft-com:office:office" xmlns:v="urn:schemas-microsoft-com:vml" xmlns:w10="urn:schemas-microsoft-com:office:word" xmlns:w="http://schemas.openxmlformats.org/wordprocessingml/2006/main" xmlns:w14="http://schemas.microsoft.com/office/word/2010/wordml" xmlns:w15="http://schemas.microsoft.com/office/word/2012/wordml" xmlns:w16cei="http://schemas.microsoft.com/office/word/2026/wordml/cei" xmlns:w16cex="http://schemas.microsoft.com/office/word/2018/wordml/cex" xmlns:w16cid="http://schemas.microsoft.com/office/word/2016/wordml/cid" xmlns:w16="http://schemas.microsoft.com/office/word/2018/wordml" xmlns:w16sdtdh="http://schemas.microsoft.com/office/word/2020/wordml/sdtdatahash" xmlns:w16sdtfl="http://schemas.microsoft.com/office/word/2024/wordml/sdtformatlock" xmlns:w16se="http://schemas.microsoft.com/office/word/2015/wordml/symex" xmlns:w16du="http://schemas.microsoft.com/office/word/2023/wordml/word16du" xmlns:wne="http://schemas.microsoft.com/office/word/2006/wordml" mc:Ignorable="w14 w15 w16se w16cid w16 w16cex w16sdtdh w16sdtfl w16du wp14">
   <w:footnote w:type="separator" w:id="-1">
     <w:p>
       <w:pPr>
@@ -7018,7 +7312,7 @@
 </file>
 
 <file path=word/header1.xml><?xml version="1.0" encoding="utf-8"?>
-<w:hdr xmlns:wpc="http://schemas.microsoft.com/office/word/2010/wordprocessingCanvas" xmlns:cx="http://schemas.microsoft.com/office/drawing/2014/chartex" xmlns:cx1="http://schemas.microsoft.com/office/drawing/2015/9/8/chartex" xmlns:cx2="http://schemas.microsoft.com/office/drawing/2015/10/21/chartex" xmlns:cx3="http://schemas.microsoft.com/office/drawing/2016/5/9/chartex" xmlns:cx4="http://schemas.microsoft.com/office/drawing/2016/5/10/chartex" xmlns:cx5="http://schemas.microsoft.com/office/drawing/2016/5/11/chartex" xmlns:cx6="http://schemas.microsoft.com/office/drawing/2016/5/12/chartex" xmlns:cx7="http://schemas.microsoft.com/office/drawing/2016/5/13/chartex" xmlns:cx8="http://schemas.microsoft.com/office/drawing/2016/5/14/chartex" xmlns:mc="http://schemas.openxmlformats.org/markup-compatibility/2006" xmlns:aink="http://schemas.microsoft.com/office/drawing/2016/ink" xmlns:am3d="http://schemas.microsoft.com/office/drawing/2017/model3d" xmlns:o="urn:schemas-microsoft-com:office:office" xmlns:oel="http://schemas.microsoft.com/office/2019/extlst" xmlns:r="http://schemas.openxmlformats.org/officeDocument/2006/relationships" xmlns:m="http://schemas.openxmlformats.org/officeDocument/2006/math" xmlns:v="urn:schemas-microsoft-com:vml" xmlns:wp14="http://schemas.microsoft.com/office/word/2010/wordprocessingDrawing" xmlns:wp="http://schemas.openxmlformats.org/drawingml/2006/wordprocessingDrawing" xmlns:w10="urn:schemas-microsoft-com:office:word" xmlns:w="http://schemas.openxmlformats.org/wordprocessingml/2006/main" xmlns:w14="http://schemas.microsoft.com/office/word/2010/wordml" xmlns:w15="http://schemas.microsoft.com/office/word/2012/wordml" xmlns:w16cex="http://schemas.microsoft.com/office/word/2018/wordml/cex" xmlns:w16cid="http://schemas.microsoft.com/office/word/2016/wordml/cid" xmlns:w16="http://schemas.microsoft.com/office/word/2018/wordml" xmlns:w16du="http://schemas.microsoft.com/office/word/2023/wordml/word16du" xmlns:w16sdtdh="http://schemas.microsoft.com/office/word/2020/wordml/sdtdatahash" xmlns:w16sdtfl="http://schemas.microsoft.com/office/word/2024/wordml/sdtformatlock" xmlns:w16se="http://schemas.microsoft.com/office/word/2015/wordml/symex" xmlns:wpg="http://schemas.microsoft.com/office/word/2010/wordprocessingGroup" xmlns:wpi="http://schemas.microsoft.com/office/word/2010/wordprocessingInk" xmlns:wne="http://schemas.microsoft.com/office/word/2006/wordml" xmlns:wps="http://schemas.microsoft.com/office/word/2010/wordprocessingShape" mc:Ignorable="w14 w15 w16se w16cid w16 w16cex w16sdtdh w16sdtfl w16du wp14">
+<w:hdr xmlns:wpc="http://schemas.microsoft.com/office/word/2010/wordprocessingCanvas" xmlns:cx="http://schemas.microsoft.com/office/drawing/2014/chartex" xmlns:cx1="http://schemas.microsoft.com/office/drawing/2015/9/8/chartex" xmlns:cx2="http://schemas.microsoft.com/office/drawing/2015/10/21/chartex" xmlns:cx3="http://schemas.microsoft.com/office/drawing/2016/5/9/chartex" xmlns:cx4="http://schemas.microsoft.com/office/drawing/2016/5/10/chartex" xmlns:cx5="http://schemas.microsoft.com/office/drawing/2016/5/11/chartex" xmlns:cx6="http://schemas.microsoft.com/office/drawing/2016/5/12/chartex" xmlns:cx7="http://schemas.microsoft.com/office/drawing/2016/5/13/chartex" xmlns:cx8="http://schemas.microsoft.com/office/drawing/2016/5/14/chartex" xmlns:mc="http://schemas.openxmlformats.org/markup-compatibility/2006" xmlns:m="http://schemas.openxmlformats.org/officeDocument/2006/math" xmlns:aink="http://schemas.microsoft.com/office/drawing/2016/ink" xmlns:am3d="http://schemas.microsoft.com/office/drawing/2017/model3d" xmlns:oel="http://schemas.microsoft.com/office/2019/extlst" xmlns:r="http://schemas.openxmlformats.org/officeDocument/2006/relationships" xmlns:wp14="http://schemas.microsoft.com/office/word/2010/wordprocessingDrawing" xmlns:wp="http://schemas.openxmlformats.org/drawingml/2006/wordprocessingDrawing" xmlns:wpg="http://schemas.microsoft.com/office/word/2010/wordprocessingGroup" xmlns:wpi="http://schemas.microsoft.com/office/word/2010/wordprocessingInk" xmlns:wps="http://schemas.microsoft.com/office/word/2010/wordprocessingShape" xmlns:o="urn:schemas-microsoft-com:office:office" xmlns:v="urn:schemas-microsoft-com:vml" xmlns:w10="urn:schemas-microsoft-com:office:word" xmlns:w="http://schemas.openxmlformats.org/wordprocessingml/2006/main" xmlns:w14="http://schemas.microsoft.com/office/word/2010/wordml" xmlns:w15="http://schemas.microsoft.com/office/word/2012/wordml" xmlns:w16cei="http://schemas.microsoft.com/office/word/2026/wordml/cei" xmlns:w16cex="http://schemas.microsoft.com/office/word/2018/wordml/cex" xmlns:w16cid="http://schemas.microsoft.com/office/word/2016/wordml/cid" xmlns:w16="http://schemas.microsoft.com/office/word/2018/wordml" xmlns:w16sdtdh="http://schemas.microsoft.com/office/word/2020/wordml/sdtdatahash" xmlns:w16sdtfl="http://schemas.microsoft.com/office/word/2024/wordml/sdtformatlock" xmlns:w16se="http://schemas.microsoft.com/office/word/2015/wordml/symex" xmlns:w16du="http://schemas.microsoft.com/office/word/2023/wordml/word16du" xmlns:wne="http://schemas.microsoft.com/office/word/2006/wordml" mc:Ignorable="w14 w15 w16se w16cid w16 w16cex w16sdtdh w16sdtfl w16du wp14">
   <w:p>
     <w:pPr>
       <w:pStyle w:val="Koptekst"/>
@@ -7055,7 +7349,7 @@
 </file>
 
 <file path=word/header2.xml><?xml version="1.0" encoding="utf-8"?>
-<w:hdr xmlns:wpc="http://schemas.microsoft.com/office/word/2010/wordprocessingCanvas" xmlns:cx="http://schemas.microsoft.com/office/drawing/2014/chartex" xmlns:cx1="http://schemas.microsoft.com/office/drawing/2015/9/8/chartex" xmlns:cx2="http://schemas.microsoft.com/office/drawing/2015/10/21/chartex" xmlns:cx3="http://schemas.microsoft.com/office/drawing/2016/5/9/chartex" xmlns:cx4="http://schemas.microsoft.com/office/drawing/2016/5/10/chartex" xmlns:cx5="http://schemas.microsoft.com/office/drawing/2016/5/11/chartex" xmlns:cx6="http://schemas.microsoft.com/office/drawing/2016/5/12/chartex" xmlns:cx7="http://schemas.microsoft.com/office/drawing/2016/5/13/chartex" xmlns:cx8="http://schemas.microsoft.com/office/drawing/2016/5/14/chartex" xmlns:mc="http://schemas.openxmlformats.org/markup-compatibility/2006" xmlns:aink="http://schemas.microsoft.com/office/drawing/2016/ink" xmlns:am3d="http://schemas.microsoft.com/office/drawing/2017/model3d" xmlns:o="urn:schemas-microsoft-com:office:office" xmlns:oel="http://schemas.microsoft.com/office/2019/extlst" xmlns:r="http://schemas.openxmlformats.org/officeDocument/2006/relationships" xmlns:m="http://schemas.openxmlformats.org/officeDocument/2006/math" xmlns:v="urn:schemas-microsoft-com:vml" xmlns:wp14="http://schemas.microsoft.com/office/word/2010/wordprocessingDrawing" xmlns:wp="http://schemas.openxmlformats.org/drawingml/2006/wordprocessingDrawing" xmlns:w10="urn:schemas-microsoft-com:office:word" xmlns:w="http://schemas.openxmlformats.org/wordprocessingml/2006/main" xmlns:w14="http://schemas.microsoft.com/office/word/2010/wordml" xmlns:w15="http://schemas.microsoft.com/office/word/2012/wordml" xmlns:w16cex="http://schemas.microsoft.com/office/word/2018/wordml/cex" xmlns:w16cid="http://schemas.microsoft.com/office/word/2016/wordml/cid" xmlns:w16="http://schemas.microsoft.com/office/word/2018/wordml" xmlns:w16du="http://schemas.microsoft.com/office/word/2023/wordml/word16du" xmlns:w16sdtdh="http://schemas.microsoft.com/office/word/2020/wordml/sdtdatahash" xmlns:w16sdtfl="http://schemas.microsoft.com/office/word/2024/wordml/sdtformatlock" xmlns:w16se="http://schemas.microsoft.com/office/word/2015/wordml/symex" xmlns:wpg="http://schemas.microsoft.com/office/word/2010/wordprocessingGroup" xmlns:wpi="http://schemas.microsoft.com/office/word/2010/wordprocessingInk" xmlns:wne="http://schemas.microsoft.com/office/word/2006/wordml" xmlns:wps="http://schemas.microsoft.com/office/word/2010/wordprocessingShape" mc:Ignorable="w14 w15 w16se w16cid w16 w16cex w16sdtdh w16sdtfl w16du wp14">
+<w:hdr xmlns:wpc="http://schemas.microsoft.com/office/word/2010/wordprocessingCanvas" xmlns:cx="http://schemas.microsoft.com/office/drawing/2014/chartex" xmlns:cx1="http://schemas.microsoft.com/office/drawing/2015/9/8/chartex" xmlns:cx2="http://schemas.microsoft.com/office/drawing/2015/10/21/chartex" xmlns:cx3="http://schemas.microsoft.com/office/drawing/2016/5/9/chartex" xmlns:cx4="http://schemas.microsoft.com/office/drawing/2016/5/10/chartex" xmlns:cx5="http://schemas.microsoft.com/office/drawing/2016/5/11/chartex" xmlns:cx6="http://schemas.microsoft.com/office/drawing/2016/5/12/chartex" xmlns:cx7="http://schemas.microsoft.com/office/drawing/2016/5/13/chartex" xmlns:cx8="http://schemas.microsoft.com/office/drawing/2016/5/14/chartex" xmlns:mc="http://schemas.openxmlformats.org/markup-compatibility/2006" xmlns:m="http://schemas.openxmlformats.org/officeDocument/2006/math" xmlns:aink="http://schemas.microsoft.com/office/drawing/2016/ink" xmlns:am3d="http://schemas.microsoft.com/office/drawing/2017/model3d" xmlns:oel="http://schemas.microsoft.com/office/2019/extlst" xmlns:r="http://schemas.openxmlformats.org/officeDocument/2006/relationships" xmlns:wp14="http://schemas.microsoft.com/office/word/2010/wordprocessingDrawing" xmlns:wp="http://schemas.openxmlformats.org/drawingml/2006/wordprocessingDrawing" xmlns:wpg="http://schemas.microsoft.com/office/word/2010/wordprocessingGroup" xmlns:wpi="http://schemas.microsoft.com/office/word/2010/wordprocessingInk" xmlns:wps="http://schemas.microsoft.com/office/word/2010/wordprocessingShape" xmlns:o="urn:schemas-microsoft-com:office:office" xmlns:v="urn:schemas-microsoft-com:vml" xmlns:w10="urn:schemas-microsoft-com:office:word" xmlns:w="http://schemas.openxmlformats.org/wordprocessingml/2006/main" xmlns:w14="http://schemas.microsoft.com/office/word/2010/wordml" xmlns:w15="http://schemas.microsoft.com/office/word/2012/wordml" xmlns:w16cei="http://schemas.microsoft.com/office/word/2026/wordml/cei" xmlns:w16cex="http://schemas.microsoft.com/office/word/2018/wordml/cex" xmlns:w16cid="http://schemas.microsoft.com/office/word/2016/wordml/cid" xmlns:w16="http://schemas.microsoft.com/office/word/2018/wordml" xmlns:w16sdtdh="http://schemas.microsoft.com/office/word/2020/wordml/sdtdatahash" xmlns:w16sdtfl="http://schemas.microsoft.com/office/word/2024/wordml/sdtformatlock" xmlns:w16se="http://schemas.microsoft.com/office/word/2015/wordml/symex" xmlns:w16du="http://schemas.microsoft.com/office/word/2023/wordml/word16du" xmlns:wne="http://schemas.microsoft.com/office/word/2006/wordml" mc:Ignorable="w14 w15 w16se w16cid w16 w16cex w16sdtdh w16sdtfl w16du wp14">
   <w:p>
     <w:pPr>
       <w:pStyle w:val="Koptekst"/>
@@ -7131,7 +7425,7 @@
 </file>
 
 <file path=word/styles.xml><?xml version="1.0" encoding="utf-8"?>
-<w:styles xmlns:mc="http://schemas.openxmlformats.org/markup-compatibility/2006" xmlns:r="http://schemas.openxmlformats.org/officeDocument/2006/relationships" xmlns:w="http://schemas.openxmlformats.org/wordprocessingml/2006/main" xmlns:w14="http://schemas.microsoft.com/office/word/2010/wordml" xmlns:w15="http://schemas.microsoft.com/office/word/2012/wordml" xmlns:w16cex="http://schemas.microsoft.com/office/word/2018/wordml/cex" xmlns:w16cid="http://schemas.microsoft.com/office/word/2016/wordml/cid" xmlns:w16="http://schemas.microsoft.com/office/word/2018/wordml" xmlns:w16du="http://schemas.microsoft.com/office/word/2023/wordml/word16du" xmlns:w16sdtdh="http://schemas.microsoft.com/office/word/2020/wordml/sdtdatahash" xmlns:w16sdtfl="http://schemas.microsoft.com/office/word/2024/wordml/sdtformatlock" xmlns:w16se="http://schemas.microsoft.com/office/word/2015/wordml/symex" mc:Ignorable="w14 w15 w16se w16cid w16 w16cex w16sdtdh w16sdtfl w16du">
+<w:styles xmlns:mc="http://schemas.openxmlformats.org/markup-compatibility/2006" xmlns:r="http://schemas.openxmlformats.org/officeDocument/2006/relationships" xmlns:w="http://schemas.openxmlformats.org/wordprocessingml/2006/main" xmlns:w14="http://schemas.microsoft.com/office/word/2010/wordml" xmlns:w15="http://schemas.microsoft.com/office/word/2012/wordml" xmlns:w16cex="http://schemas.microsoft.com/office/word/2018/wordml/cex" xmlns:w16cid="http://schemas.microsoft.com/office/word/2016/wordml/cid" xmlns:w16="http://schemas.microsoft.com/office/word/2018/wordml" xmlns:w16sdtdh="http://schemas.microsoft.com/office/word/2020/wordml/sdtdatahash" xmlns:w16sdtfl="http://schemas.microsoft.com/office/word/2024/wordml/sdtformatlock" xmlns:w16se="http://schemas.microsoft.com/office/word/2015/wordml/symex" xmlns:w16du="http://schemas.microsoft.com/office/word/2023/wordml/word16du" mc:Ignorable="w14 w15 w16se w16cid w16 w16cex w16sdtdh w16sdtfl w16du">
   <w:docDefaults>
     <w:rPrDefault>
       <w:rPr>
